--- a/VerySimpleGuideToUsingGit.docx
+++ b/VerySimpleGuideToUsingGit.docx
@@ -196,7 +196,16 @@
     <w:p/>
     <w:p>
       <w:r>
-        <w:t>If not changes have been made by you the Git App will look like this:</w:t>
+        <w:t>As</w:t>
+      </w:r>
+      <w:r>
+        <w:t xml:space="preserve"> no changes have been made by you </w:t>
+      </w:r>
+      <w:r>
+        <w:t xml:space="preserve">yet, </w:t>
+      </w:r>
+      <w:r>
+        <w:t>the Git App will look like this:</w:t>
       </w:r>
     </w:p>
     <w:p/>
@@ -245,10 +254,15 @@
     <w:p/>
     <w:p>
       <w:r>
-        <w:t>Any additions / changes should be made in the local copy of the repo as shown here:</w:t>
-      </w:r>
-    </w:p>
-    <w:p/>
+        <w:t>Any additions / changes should be made in the local copy of the repo as shown here</w:t>
+      </w:r>
+      <w:r>
+        <w:t xml:space="preserve"> to open the contents of the rep locally click the show in explorer link</w:t>
+      </w:r>
+      <w:r>
+        <w:t>:</w:t>
+      </w:r>
+    </w:p>
     <w:p>
       <w:r>
         <w:rPr>
@@ -294,13 +308,37 @@
     <w:p/>
     <w:p>
       <w:r>
-        <w:t>In this folder create / copy the files you want to add to the repository, in my example I have added 2 directories and README.txt files in each to explain what they’re for.</w:t>
+        <w:t>In this folder create / copy</w:t>
+      </w:r>
+      <w:r>
+        <w:t xml:space="preserve"> / edit </w:t>
+      </w:r>
+      <w:r>
+        <w:t xml:space="preserve"> the files you want to add </w:t>
+      </w:r>
+      <w:r>
+        <w:t xml:space="preserve">or change in </w:t>
+      </w:r>
+      <w:r>
+        <w:t>the repository, in my example I have added 2 directories and README.</w:t>
+      </w:r>
+      <w:r>
+        <w:t>md</w:t>
+      </w:r>
+      <w:r>
+        <w:t xml:space="preserve"> files in each to explain what they’re for.</w:t>
       </w:r>
       <w:r>
         <w:br/>
       </w:r>
       <w:r>
-        <w:t>The Base page of the repository contains a README containing the structure and naming convention etc. to be used.</w:t>
+        <w:t>The Base page of the repository contains a README</w:t>
+      </w:r>
+      <w:r>
+        <w:t>.md</w:t>
+      </w:r>
+      <w:r>
+        <w:t xml:space="preserve"> containing the structure and naming convention etc. to be used.</w:t>
       </w:r>
     </w:p>
     <w:p/>
@@ -362,6 +400,9 @@
       <w:r>
         <w:t>The files which will being added / removed or changed are listed on the left side of the screen</w:t>
       </w:r>
+      <w:r>
+        <w:t>a</w:t>
+      </w:r>
     </w:p>
     <w:p/>
     <w:p>
@@ -701,68 +742,28 @@
     <w:p/>
     <w:p>
       <w:r>
-        <w:t>The directory structure is at the to, simply click to the location of your file, click on the file itself and copy the URL from the address bar of your browser:</w:t>
-      </w:r>
-    </w:p>
-    <w:p/>
-    <w:p>
-      <w:r>
-        <w:rPr>
-          <w:noProof/>
-        </w:rPr>
-        <w:drawing>
-          <wp:inline distT="0" distB="0" distL="0" distR="0" wp14:anchorId="1E2CDCAF" wp14:editId="44649589">
-            <wp:extent cx="5731510" cy="1941195"/>
-            <wp:effectExtent l="0" t="0" r="2540" b="1905"/>
-            <wp:docPr id="1829599713" name="Picture 1"/>
-            <wp:cNvGraphicFramePr>
-              <a:graphicFrameLocks xmlns:a="http://schemas.openxmlformats.org/drawingml/2006/main" noChangeAspect="1"/>
-            </wp:cNvGraphicFramePr>
-            <a:graphic xmlns:a="http://schemas.openxmlformats.org/drawingml/2006/main">
-              <a:graphicData uri="http://schemas.openxmlformats.org/drawingml/2006/picture">
-                <pic:pic xmlns:pic="http://schemas.openxmlformats.org/drawingml/2006/picture">
-                  <pic:nvPicPr>
-                    <pic:cNvPr id="1829599713" name=""/>
-                    <pic:cNvPicPr/>
-                  </pic:nvPicPr>
-                  <pic:blipFill>
-                    <a:blip r:embed="rId15"/>
-                    <a:stretch>
-                      <a:fillRect/>
-                    </a:stretch>
-                  </pic:blipFill>
-                  <pic:spPr>
-                    <a:xfrm>
-                      <a:off x="0" y="0"/>
-                      <a:ext cx="5731510" cy="1941195"/>
-                    </a:xfrm>
-                    <a:prstGeom prst="rect">
-                      <a:avLst/>
-                    </a:prstGeom>
-                  </pic:spPr>
-                </pic:pic>
-              </a:graphicData>
-            </a:graphic>
-          </wp:inline>
-        </w:drawing>
-      </w:r>
-    </w:p>
-    <w:p/>
-    <w:p/>
-    <w:p/>
-    <w:p/>
-    <w:p/>
-    <w:p/>
-    <w:p/>
-    <w:p/>
-    <w:p/>
-    <w:p/>
-    <w:p/>
-    <w:p/>
-    <w:p>
-      <w:r>
-        <w:lastRenderedPageBreak/>
-        <w:t xml:space="preserve">For Office documents (docx, xls etc) click the link as above, but instead of using the link in the URL bar, right click the “View raw” and select copy link: </w:t>
+        <w:t>The directory structure is at the to</w:t>
+      </w:r>
+      <w:r>
+        <w:t>p</w:t>
+      </w:r>
+      <w:r>
+        <w:t xml:space="preserve">, </w:t>
+      </w:r>
+      <w:r>
+        <w:t xml:space="preserve">to get a usable web link to the file, </w:t>
+      </w:r>
+      <w:r>
+        <w:t xml:space="preserve">simply click to the location of your file, click on the file itself </w:t>
+      </w:r>
+      <w:r>
+        <w:t xml:space="preserve">then </w:t>
+      </w:r>
+      <w:r>
+        <w:t>right click the “View raw” and select copy link</w:t>
+      </w:r>
+      <w:r>
+        <w:t xml:space="preserve">: </w:t>
       </w:r>
       <w:r>
         <w:br/>
@@ -770,6 +771,9 @@
     </w:p>
     <w:p>
       <w:r>
+        <w:rPr>
+          <w:noProof/>
+        </w:rPr>
         <w:drawing>
           <wp:inline distT="0" distB="0" distL="0" distR="0" wp14:anchorId="3672D056" wp14:editId="162B0760">
             <wp:extent cx="5731510" cy="4018280"/>
@@ -786,7 +790,7 @@
                     <pic:cNvPicPr/>
                   </pic:nvPicPr>
                   <pic:blipFill>
-                    <a:blip r:embed="rId16"/>
+                    <a:blip r:embed="rId15"/>
                     <a:stretch>
                       <a:fillRect/>
                     </a:stretch>
@@ -820,9 +824,15 @@
       </w:r>
       <w:r>
         <w:br/>
-        <w:t xml:space="preserve">Git is a big thing in itself and if you’re interested there is a huge amount of documentation and resources at </w:t>
-      </w:r>
-      <w:hyperlink r:id="rId17" w:history="1">
+        <w:t>Git is a big thing</w:t>
+      </w:r>
+      <w:r>
+        <w:t>. I</w:t>
+      </w:r>
+      <w:r>
+        <w:t xml:space="preserve">f you’re interested there is a huge amount of documentation and resources at </w:t>
+      </w:r>
+      <w:hyperlink r:id="rId16" w:history="1">
         <w:r>
           <w:rPr>
             <w:rStyle w:val="Hyperlink"/>
@@ -833,7 +843,7 @@
       <w:r>
         <w:t xml:space="preserve"> and a rundown of what Git is and how to use it at </w:t>
       </w:r>
-      <w:hyperlink r:id="rId18" w:history="1">
+      <w:hyperlink r:id="rId17" w:history="1">
         <w:r>
           <w:rPr>
             <w:rStyle w:val="Hyperlink"/>

--- a/VerySimpleGuideToUsingGit.docx
+++ b/VerySimpleGuideToUsingGit.docx
@@ -22,8 +22,13 @@
     </w:p>
     <w:p>
       <w:r>
-        <w:t>Open GitHub Desktop :</w:t>
-      </w:r>
+        <w:t xml:space="preserve">Open GitHub </w:t>
+      </w:r>
+      <w:proofErr w:type="gramStart"/>
+      <w:r>
+        <w:t>Desktop :</w:t>
+      </w:r>
+      <w:proofErr w:type="gramEnd"/>
     </w:p>
     <w:p/>
     <w:p>
@@ -147,8 +152,23 @@
     </w:p>
     <w:p>
       <w:r>
-        <w:t>This will copy the entire content of the repository to you local machine and allow the folder it’s downloaded to the ability to sync with the repository, the screen below will be shown. To view the local directory, click :</w:t>
-      </w:r>
+        <w:t xml:space="preserve">This will copy the entire content of the repository to </w:t>
+      </w:r>
+      <w:proofErr w:type="spellStart"/>
+      <w:proofErr w:type="gramStart"/>
+      <w:r>
+        <w:t>you</w:t>
+      </w:r>
+      <w:proofErr w:type="spellEnd"/>
+      <w:proofErr w:type="gramEnd"/>
+      <w:r>
+        <w:t xml:space="preserve"> local machine and allow the folder it’s downloaded to the ability to sync with the repository, the screen below will be shown. To view the local directory, </w:t>
+      </w:r>
+      <w:proofErr w:type="gramStart"/>
+      <w:r>
+        <w:t>click :</w:t>
+      </w:r>
+      <w:proofErr w:type="gramEnd"/>
     </w:p>
     <w:p/>
     <w:p>
@@ -311,10 +331,18 @@
         <w:t>In this folder create / copy</w:t>
       </w:r>
       <w:r>
-        <w:t xml:space="preserve"> / edit </w:t>
-      </w:r>
-      <w:r>
-        <w:t xml:space="preserve"> the files you want to add </w:t>
+        <w:t xml:space="preserve"> / </w:t>
+      </w:r>
+      <w:proofErr w:type="gramStart"/>
+      <w:r>
+        <w:t xml:space="preserve">edit </w:t>
+      </w:r>
+      <w:r>
+        <w:t xml:space="preserve"> the</w:t>
+      </w:r>
+      <w:proofErr w:type="gramEnd"/>
+      <w:r>
+        <w:t xml:space="preserve"> files you want to add </w:t>
       </w:r>
       <w:r>
         <w:t xml:space="preserve">or change in </w:t>
@@ -398,11 +426,16 @@
     </w:p>
     <w:p>
       <w:r>
-        <w:t>The files which will being added / removed or changed are listed on the left side of the screen</w:t>
+        <w:t xml:space="preserve">The files which will being added / removed or changed are listed on the left side of the </w:t>
+      </w:r>
+      <w:proofErr w:type="spellStart"/>
+      <w:r>
+        <w:t>screen</w:t>
       </w:r>
       <w:r>
         <w:t>a</w:t>
       </w:r>
+      <w:proofErr w:type="spellEnd"/>
     </w:p>
     <w:p/>
     <w:p>
@@ -537,11 +570,24 @@
           <w:noProof/>
         </w:rPr>
       </w:pPr>
-      <w:r>
-        <w:t xml:space="preserve">In order to get the link to use in your form </w:t>
-      </w:r>
-      <w:r>
-        <w:t>click View on Github (or press Ctrl-Shift-G:</w:t>
+      <w:proofErr w:type="gramStart"/>
+      <w:r>
+        <w:t>In order to</w:t>
+      </w:r>
+      <w:proofErr w:type="gramEnd"/>
+      <w:r>
+        <w:t xml:space="preserve"> get the link to use in your form </w:t>
+      </w:r>
+      <w:r>
+        <w:t xml:space="preserve">click View on </w:t>
+      </w:r>
+      <w:proofErr w:type="spellStart"/>
+      <w:r>
+        <w:t>Github</w:t>
+      </w:r>
+      <w:proofErr w:type="spellEnd"/>
+      <w:r>
+        <w:t xml:space="preserve"> (or press Ctrl-Shift-G:</w:t>
       </w:r>
       <w:r>
         <w:rPr>
@@ -811,10 +857,18 @@
         </w:drawing>
       </w:r>
     </w:p>
-    <w:p/>
-    <w:p>
-      <w:r>
-        <w:t>One of the big advantages of Git is that changes are logged and can be reverted if needed, it provides full version control of any and all changes.</w:t>
+    <w:p>
+      <w:r>
+        <w:lastRenderedPageBreak/>
+        <w:t xml:space="preserve">One of the big advantages of Git is that changes are logged and can be reverted if needed, it provides full version control of </w:t>
+      </w:r>
+      <w:proofErr w:type="gramStart"/>
+      <w:r>
+        <w:t>any and all</w:t>
+      </w:r>
+      <w:proofErr w:type="gramEnd"/>
+      <w:r>
+        <w:t xml:space="preserve"> changes.</w:t>
       </w:r>
       <w:r>
         <w:t xml:space="preserve"> It also allows multiple people to work on the same things without interfering with each other’s work</w:t>
